--- a/app/templates/Mau02.docx
+++ b/app/templates/Mau02.docx
@@ -3994,7 +3994,7 @@
         <ns0:rPr>
           <ns0:sz ns0:val="22"/>
         </ns0:rPr>
-        <ns0:t>Họ</ns0:t>
+        <ns0:t>12. Họ</ns0:t>
       </ns0:r>
       <ns0:r>
         <ns0:rPr>
@@ -4295,7 +4295,7 @@
         <ns0:rPr>
           <ns0:sz ns0:val="22"/>
         </ns0:rPr>
-        <ns0:t>Mối</ns0:t>
+        <ns0:t>13. Mối</ns0:t>
       </ns0:r>
       <ns0:r>
         <ns0:rPr>
@@ -5893,192 +5893,6 @@
     </ns0:p>
     <ns0:p>
       <ns0:pPr>
-        <ns0:spacing ns0:after="0"/>
-        <ns0:jc ns0:val="left"/>
-        <ns0:rPr>
-          <ns0:sz ns0:val="22"/>
-        </ns0:rPr>
-        <ns0:sectPr>
-          <ns0:type ns0:val="continuous"/>
-          <ns0:pgSz ns0:w="11910" ns0:h="16840"/>
-          <ns0:pgMar ns0:header="585" ns0:footer="0" ns0:top="1040" ns0:bottom="280" ns0:left="1133" ns0:right="566"/>
-          <ns0:cols ns0:num="2" ns0:equalWidth="0">
-            <ns0:col ns0:w="2644" ns0:space="40"/>
-            <ns0:col ns0:w="7527"/>
-          </ns0:cols>
-        </ns0:sectPr>
-      </ns0:pPr>
-    </ns0:p>
-    <ns0:p>
-      <ns0:pPr>
-        <ns0:pStyle ns0:val="BodyText"/>
-        <ns0:rPr>
-          <ns0:sz ns0:val="20"/>
-        </ns0:rPr>
-      </ns0:pPr>
-    </ns0:p>
-    <ns0:p>
-      <ns0:pPr>
-        <ns0:pStyle ns0:val="BodyText"/>
-        <ns0:rPr>
-          <ns0:sz ns0:val="20"/>
-        </ns0:rPr>
-      </ns0:pPr>
-    </ns0:p>
-    <ns0:p>
-      <ns0:pPr>
-        <ns0:pStyle ns0:val="BodyText"/>
-        <ns0:rPr>
-          <ns0:sz ns0:val="20"/>
-        </ns0:rPr>
-      </ns0:pPr>
-    </ns0:p>
-    <ns0:p>
-      <ns0:pPr>
-        <ns0:pStyle ns0:val="BodyText"/>
-        <ns0:rPr>
-          <ns0:sz ns0:val="20"/>
-        </ns0:rPr>
-      </ns0:pPr>
-    </ns0:p>
-    <ns0:p>
-      <ns0:pPr>
-        <ns0:pStyle ns0:val="BodyText"/>
-        <ns0:rPr>
-          <ns0:sz ns0:val="20"/>
-        </ns0:rPr>
-      </ns0:pPr>
-    </ns0:p>
-    <ns0:p>
-      <ns0:pPr>
-        <ns0:pStyle ns0:val="BodyText"/>
-        <ns0:rPr>
-          <ns0:sz ns0:val="20"/>
-        </ns0:rPr>
-      </ns0:pPr>
-    </ns0:p>
-    <ns0:p>
-      <ns0:pPr>
-        <ns0:pStyle ns0:val="BodyText"/>
-        <ns0:rPr>
-          <ns0:sz ns0:val="20"/>
-        </ns0:rPr>
-      </ns0:pPr>
-    </ns0:p>
-    <ns0:p>
-      <ns0:pPr>
-        <ns0:pStyle ns0:val="BodyText"/>
-        <ns0:spacing ns0:before="165"/>
-        <ns0:rPr>
-          <ns0:sz ns0:val="20"/>
-        </ns0:rPr>
-      </ns0:pPr>
-    </ns0:p>
-    <ns0:p>
-      <ns0:pPr>
-        <ns0:spacing ns0:line="20" ns0:lineRule="exact"/>
-        <ns0:ind ns0:left="569" ns0:right="0" ns0:firstLine="0"/>
-        <ns0:rPr>
-          <ns0:sz ns0:val="2"/>
-        </ns0:rPr>
-      </ns0:pPr>
-      <ns0:r>
-        <ns0:rPr>
-          <ns0:sz ns0:val="2"/>
-        </ns0:rPr>
-        <ns1:AlternateContent>
-          <ns1:Choice Requires="wps">
-            <ns0:drawing>
-              <ns2:inline distT="0" distB="0" distL="0" distR="0">
-                <ns2:extent cx="1829435" cy="7620"/>
-                <ns2:effectExtent l="0" t="0" r="0" b="0"/>
-                <ns2:docPr id="37" name="Group 37"/>
-                <ns2:cNvGraphicFramePr>
-                  <ns3:graphicFrameLocks/>
-                </ns2:cNvGraphicFramePr>
-                <ns3:graphic>
-                  <ns3:graphicData uri="http://schemas.microsoft.com/office/word/2010/wordprocessingGroup">
-                    <ns9:wgp>
-                      <ns9:cNvPr id="37" name="Group 37"/>
-                      <ns9:cNvGrpSpPr/>
-                      <ns9:grpSpPr>
-                        <ns3:xfrm>
-                          <ns3:off x="0" y="0"/>
-                          <ns3:ext cx="1829435" cy="7620"/>
-                          <ns3:chExt cx="1829435" cy="7620"/>
-                        </ns3:xfrm>
-                      </ns9:grpSpPr>
-                      <ns6:wsp>
-                        <ns6:cNvPr id="38" name="Graphic 38"/>
-                        <ns6:cNvSpPr/>
-                        <ns6:spPr>
-                          <ns3:xfrm>
-                            <ns3:off x="0" y="0"/>
-                            <ns3:ext cx="1829435" cy="7620"/>
-                          </ns3:xfrm>
-                          <ns3:custGeom>
-                            <ns3:avLst/>
-                            <ns3:gdLst/>
-                            <ns3:ahLst/>
-                            <ns3:cxnLst/>
-                            <ns3:rect l="l" t="t" r="r" b="b"/>
-                            <ns3:pathLst>
-                              <ns3:path w="1829435" h="7620">
-                                <ns3:moveTo>
-                                  <ns3:pt x="1829054" y="0"/>
-                                </ns3:moveTo>
-                                <ns3:lnTo>
-                                  <ns3:pt x="0" y="0"/>
-                                </ns3:lnTo>
-                                <ns3:lnTo>
-                                  <ns3:pt x="0" y="7619"/>
-                                </ns3:lnTo>
-                                <ns3:lnTo>
-                                  <ns3:pt x="1829054" y="7619"/>
-                                </ns3:lnTo>
-                                <ns3:lnTo>
-                                  <ns3:pt x="1829054" y="0"/>
-                                </ns3:lnTo>
-                                <ns3:close/>
-                              </ns3:path>
-                            </ns3:pathLst>
-                          </ns3:custGeom>
-                          <ns3:solidFill>
-                            <ns3:srgbClr val="000000"/>
-                          </ns3:solidFill>
-                        </ns6:spPr>
-                        <ns6:bodyPr wrap="square" lIns="0" tIns="0" rIns="0" bIns="0" rtlCol="0">
-                          <ns3:prstTxWarp prst="textNoShape">
-                            <ns3:avLst/>
-                          </ns3:prstTxWarp>
-                          <ns3:noAutofit/>
-                        </ns6:bodyPr>
-                      </ns6:wsp>
-                    </ns9:wgp>
-                  </ns3:graphicData>
-                </ns3:graphic>
-              </ns2:inline>
-            </ns0:drawing>
-          </ns1:Choice>
-          <ns1:Fallback>
-            <ns0:pict>
-              <ns7:group style="width:144.050pt;height:.6pt;mso-position-horizontal-relative:char;mso-position-vertical-relative:line" id="docshapegroup20" coordorigin="0,0" coordsize="2881,12">
-                <ns7:rect style="position:absolute;left:0;top:0;width:2881;height:12" id="docshape21" filled="true" fillcolor="#000000" stroked="false">
-                  <ns7:fill type="solid"/>
-                </ns7:rect>
-              </ns7:group>
-            </ns0:pict>
-          </ns1:Fallback>
-        </ns1:AlternateContent>
-      </ns0:r>
-      <ns0:r>
-        <ns0:rPr>
-          <ns0:sz ns0:val="2"/>
-        </ns0:rPr>
-      </ns0:r>
-    </ns0:p>
-    <ns0:p>
-      <ns0:pPr>
         <ns0:spacing ns0:before="95"/>
         <ns0:ind ns0:left="569" ns0:right="0" ns0:firstLine="0"/>
         <ns0:jc ns0:val="left"/>
@@ -6421,20 +6235,6 @@
         </ns0:rPr>
         <ns0:t> dân</ns0:t>
       </ns0:r>
-    </ns0:p>
-    <ns0:p>
-      <ns0:pPr>
-        <ns0:spacing ns0:after="0"/>
-        <ns0:jc ns0:val="left"/>
-        <ns0:rPr>
-          <ns0:sz ns0:val="20"/>
-        </ns0:rPr>
-        <ns0:sectPr>
-          <ns0:type ns0:val="continuous"/>
-          <ns0:pgSz ns0:w="11910" ns0:h="16840"/>
-          <ns0:pgMar ns0:header="585" ns0:footer="0" ns0:top="1040" ns0:bottom="280" ns0:left="1133" ns0:right="566"/>
-        </ns0:sectPr>
-      </ns0:pPr>
     </ns0:p>
     <ns0:p>
       <ns0:pPr>
@@ -6457,7 +6257,7 @@
         <ns0:rPr>
           <ns0:sz ns0:val="22"/>
         </ns0:rPr>
-        <ns0:t>Tiêm</ns0:t>
+        <ns0:t>b) Tiêm</ns0:t>
       </ns0:r>
       <ns0:r>
         <ns0:rPr>
